--- a/public/downloads/zayavlenie-v-bank-o-grafike.docx
+++ b/public/downloads/zayavlenie-v-bank-o-grafike.docx
@@ -4,377 +4,209 @@
   <w:body>
     <w:p>
       <w:pPr>
-        <w:pStyle w:val="Title"/>
-        <w:jc w:val="center"/>
+        <w:spacing w:before="0" w:after="40"/>
+        <w:ind w:firstLine="0"/>
+        <w:jc w:val="right"/>
       </w:pPr>
       <w:r>
         <w:rPr>
+          <w:rFonts w:ascii="Times New Roman" w:hAnsi="Times New Roman"/>
           <w:b/>
+          <w:sz w:val="24"/>
         </w:rPr>
-        <w:t>ЗАЯВЛЕНИЕ</w:t>
-        <w:br/>
-        <w:t>о внесении изменений в условия договора банковского займа</w:t>
-        <w:br/>
-        <w:t>и предоставлении графика погашения</w:t>
+        <w:t>В [НАИМЕНОВАНИЕ БАНКА]</w:t>
       </w:r>
     </w:p>
     <w:p>
       <w:pPr>
+        <w:spacing w:before="0" w:after="40"/>
+        <w:ind w:firstLine="0"/>
         <w:jc w:val="right"/>
       </w:pPr>
       <w:r>
         <w:rPr>
           <w:rFonts w:ascii="Times New Roman" w:hAnsi="Times New Roman"/>
           <w:b w:val="0"/>
-          <w:sz w:val="22"/>
+          <w:sz w:val="24"/>
         </w:rPr>
-        <w:t>Кому: [полное наименование банка, БИН, адрес / e-mail / отделение]</w:t>
+        <w:t>от [ФИО ЗАЁМЩИКА ЗАГЛАВНЫМИ БУКВАМИ]</w:t>
       </w:r>
     </w:p>
     <w:p>
       <w:pPr>
+        <w:spacing w:before="0" w:after="40"/>
+        <w:ind w:firstLine="0"/>
+        <w:jc w:val="right"/>
+      </w:pPr>
+      <w:r>
+        <w:rPr>
+          <w:rFonts w:ascii="Times New Roman" w:hAnsi="Times New Roman"/>
+          <w:b/>
+          <w:sz w:val="24"/>
+        </w:rPr>
+        <w:t>ИИН: [000000000000]</w:t>
+      </w:r>
+    </w:p>
+    <w:p>
+      <w:pPr>
+        <w:spacing w:before="0" w:after="40"/>
+        <w:ind w:firstLine="0"/>
         <w:jc w:val="right"/>
       </w:pPr>
       <w:r>
         <w:rPr>
           <w:rFonts w:ascii="Times New Roman" w:hAnsi="Times New Roman"/>
           <w:b w:val="0"/>
-          <w:sz w:val="22"/>
+          <w:sz w:val="24"/>
         </w:rPr>
-        <w:t>От заемщика: [ФИО полностью, ИИН, дата рождения]</w:t>
+        <w:t>Дата рождения: [дд.мм.гггг] г.</w:t>
       </w:r>
     </w:p>
     <w:p>
       <w:pPr>
+        <w:spacing w:before="0" w:after="40"/>
+        <w:ind w:firstLine="0"/>
         <w:jc w:val="right"/>
       </w:pPr>
       <w:r>
         <w:rPr>
           <w:rFonts w:ascii="Times New Roman" w:hAnsi="Times New Roman"/>
           <w:b w:val="0"/>
-          <w:sz w:val="22"/>
+          <w:sz w:val="24"/>
         </w:rPr>
-        <w:t>Адрес: [адрес регистрации и фактический адрес]</w:t>
+        <w:t>Документ: удостоверение личности №[XXXXXXXXX]</w:t>
       </w:r>
     </w:p>
     <w:p>
       <w:pPr>
+        <w:spacing w:before="0" w:after="40"/>
+        <w:ind w:firstLine="0"/>
         <w:jc w:val="right"/>
       </w:pPr>
       <w:r>
         <w:rPr>
           <w:rFonts w:ascii="Times New Roman" w:hAnsi="Times New Roman"/>
           <w:b w:val="0"/>
-          <w:sz w:val="22"/>
+          <w:sz w:val="24"/>
         </w:rPr>
-        <w:t>Телефон / WhatsApp: [номер], e-mail: [почта]</w:t>
+        <w:t>Адрес: [город/область, улица, дом, кв.]</w:t>
       </w:r>
     </w:p>
     <w:p>
+      <w:pPr>
+        <w:spacing w:before="0" w:after="40"/>
+        <w:ind w:firstLine="0"/>
+        <w:jc w:val="right"/>
+      </w:pPr>
       <w:r>
         <w:rPr>
           <w:rFonts w:ascii="Times New Roman" w:hAnsi="Times New Roman"/>
           <w:b w:val="0"/>
-          <w:sz w:val="22"/>
+          <w:sz w:val="24"/>
         </w:rPr>
+        <w:t>Тел.: [+7 ___ ___ __ __]</w:t>
+      </w:r>
+    </w:p>
+    <w:p>
+      <w:pPr>
+        <w:spacing w:before="0" w:after="40"/>
+        <w:ind w:firstLine="0"/>
+        <w:jc w:val="right"/>
+      </w:pPr>
+      <w:r>
+        <w:rPr>
+          <w:rFonts w:ascii="Times New Roman" w:hAnsi="Times New Roman"/>
+          <w:b w:val="0"/>
+          <w:sz w:val="24"/>
+        </w:rPr>
+        <w:t>Email: [email@example.com]</w:t>
+      </w:r>
+    </w:p>
+    <w:p>
+      <w:pPr>
+        <w:spacing w:before="240" w:after="120"/>
+        <w:ind w:firstLine="0"/>
+        <w:jc w:val="center"/>
+      </w:pPr>
+      <w:r>
+        <w:rPr>
+          <w:rFonts w:ascii="Times New Roman" w:hAnsi="Times New Roman"/>
+          <w:b/>
+          <w:sz w:val="28"/>
+        </w:rPr>
+        <w:t>ЗАЯВЛЕНИЕ</w:t>
+      </w:r>
+    </w:p>
+    <w:p>
+      <w:pPr>
+        <w:spacing w:before="40" w:after="120"/>
+        <w:ind w:firstLine="0"/>
+        <w:jc w:val="center"/>
+      </w:pPr>
+      <w:r>
+        <w:rPr>
+          <w:rFonts w:ascii="Times New Roman" w:hAnsi="Times New Roman"/>
+          <w:b/>
+          <w:sz w:val="24"/>
+        </w:rPr>
+        <w:t>о реструктуризации задолженности и предоставлении</w:t>
+        <w:br/>
+        <w:t>графика погашения</w:t>
+      </w:r>
+    </w:p>
+    <w:p>
+      <w:pPr>
+        <w:spacing w:before="160" w:after="80"/>
+        <w:ind w:firstLine="0"/>
+        <w:jc w:val="both"/>
+      </w:pPr>
+      <w:r>
+        <w:rPr>
+          <w:rFonts w:ascii="Times New Roman" w:hAnsi="Times New Roman"/>
+          <w:b/>
+          <w:sz w:val="24"/>
+        </w:rPr>
+        <w:t>Сведения по обязательству:</w:t>
       </w:r>
     </w:p>
     <w:tbl>
       <w:tblPr>
+        <w:tblStyle w:val="TableGrid"/>
         <w:tblW w:type="auto" w:w="0"/>
-        <w:jc w:val="center"/>
         <w:tblLook w:firstColumn="1" w:firstRow="1" w:lastColumn="0" w:lastRow="0" w:noHBand="0" w:noVBand="1" w:val="04A0"/>
-        <w:tblBorders>
-          <w:top w:val="single" w:sz="4" w:space="0" w:color="BFBFBF"/>
-          <w:left w:val="single" w:sz="4" w:space="0" w:color="BFBFBF"/>
-          <w:bottom w:val="single" w:sz="4" w:space="0" w:color="BFBFBF"/>
-          <w:right w:val="single" w:sz="4" w:space="0" w:color="BFBFBF"/>
-          <w:insideH w:val="single" w:sz="4" w:space="0" w:color="BFBFBF"/>
-          <w:insideV w:val="single" w:sz="4" w:space="0" w:color="BFBFBF"/>
-        </w:tblBorders>
       </w:tblPr>
       <w:tblGrid>
-        <w:gridCol w:w="10256"/>
+        <w:gridCol w:w="4844"/>
+        <w:gridCol w:w="4844"/>
       </w:tblGrid>
       <w:tr>
         <w:tc>
           <w:tcPr>
-            <w:tcW w:type="dxa" w:w="10256"/>
-            <w:vAlign w:val="center"/>
-            <w:shd w:fill="F2F2F2"/>
+            <w:tcW w:type="dxa" w:w="4844"/>
           </w:tcPr>
           <w:p>
             <w:r>
               <w:rPr>
                 <w:rFonts w:ascii="Times New Roman" w:hAnsi="Times New Roman"/>
                 <w:b/>
-                <w:sz w:val="20"/>
+                <w:sz w:val="22"/>
               </w:rPr>
-              <w:t xml:space="preserve">Важно для подачи: </w:t>
-            </w:r>
-            <w:r>
-              <w:rPr>
-                <w:rFonts w:ascii="Times New Roman" w:hAnsi="Times New Roman"/>
-                <w:sz w:val="20"/>
-              </w:rPr>
-              <w:t>Подайте заявление через канал, где можно получить подтверждение: входящий номер в отделении, e-mail банка, мобильное приложение, сайт банка или заказное письмо. Сохраните скриншот/квитанцию.</w:t>
+              <w:t>Показатель</w:t>
             </w:r>
           </w:p>
         </w:tc>
-      </w:tr>
-    </w:tbl>
-    <w:p>
-      <w:r>
-        <w:rPr>
-          <w:rFonts w:ascii="Times New Roman" w:hAnsi="Times New Roman"/>
-          <w:b w:val="0"/>
-          <w:sz w:val="22"/>
-        </w:rPr>
-      </w:r>
-    </w:p>
-    <w:p>
-      <w:r>
-        <w:rPr>
-          <w:rFonts w:ascii="Times New Roman" w:hAnsi="Times New Roman"/>
-          <w:b w:val="0"/>
-          <w:sz w:val="22"/>
-        </w:rPr>
-        <w:t>Я, [ФИО], являюсь заемщиком по договору банковского займа № [номер договора] от [дата] по продукту [кредит/кредитная карта/автокредит/ипотека]. На дату подачи заявления задолженность составляет ориентировочно [сумма] тенге, из них просроченная задолженность - [сумма] тенге.</w:t>
-      </w:r>
-    </w:p>
-    <w:p>
-      <w:r>
-        <w:rPr>
-          <w:rFonts w:ascii="Times New Roman" w:hAnsi="Times New Roman"/>
-          <w:b w:val="0"/>
-          <w:sz w:val="22"/>
-        </w:rPr>
-        <w:t>Просрочка/сложность оплаты возникла по причине: [потеря работы / снижение дохода / декрет / болезнь / содержание несовершеннолетних детей / арест счетов / иное]. Указанные обстоятельства подтверждаются приложенными документами.</w:t>
-      </w:r>
-    </w:p>
-    <w:p>
-      <w:r>
-        <w:rPr>
-          <w:rFonts w:ascii="Times New Roman" w:hAnsi="Times New Roman"/>
-          <w:b w:val="0"/>
-          <w:sz w:val="22"/>
-        </w:rPr>
-        <w:t>На основании законодательства Республики Казахстан о порядке урегулирования задолженности заемщика - физического лица прошу принять, зарегистрировать и рассмотреть настоящее заявление.</w:t>
-      </w:r>
-    </w:p>
-    <w:p>
-      <w:r>
-        <w:rPr>
-          <w:rFonts w:ascii="Times New Roman" w:hAnsi="Times New Roman"/>
-          <w:b/>
-          <w:sz w:val="22"/>
-        </w:rPr>
-        <w:t>Прошу:</w:t>
-      </w:r>
-    </w:p>
-    <w:p>
-      <w:pPr>
-        <w:pStyle w:val="ListNumber"/>
-      </w:pPr>
-      <w:r>
-        <w:rPr>
-          <w:rFonts w:ascii="Times New Roman" w:hAnsi="Times New Roman"/>
-          <w:sz w:val="22"/>
-        </w:rPr>
-        <w:t>Внести изменения в условия договора банковского займа и предоставить новый график погашения задолженности.</w:t>
-      </w:r>
-    </w:p>
-    <w:p>
-      <w:pPr>
-        <w:pStyle w:val="ListNumber"/>
-      </w:pPr>
-      <w:r>
-        <w:rPr>
-          <w:rFonts w:ascii="Times New Roman" w:hAnsi="Times New Roman"/>
-          <w:sz w:val="22"/>
-        </w:rPr>
-        <w:t>Установить ежемесячный платеж в размере не более [сумма] тенге, с датой оплаты до [число] числа каждого месяца.</w:t>
-      </w:r>
-    </w:p>
-    <w:p>
-      <w:pPr>
-        <w:pStyle w:val="ListNumber"/>
-      </w:pPr>
-      <w:r>
-        <w:rPr>
-          <w:rFonts w:ascii="Times New Roman" w:hAnsi="Times New Roman"/>
-          <w:sz w:val="22"/>
-        </w:rPr>
-        <w:t>Рассмотреть вариант увеличения срока погашения до [количество] месяцев либо предложить максимально возможный срок, исходя из платежеспособности заемщика.</w:t>
-      </w:r>
-    </w:p>
-    <w:p>
-      <w:pPr>
-        <w:pStyle w:val="ListNumber"/>
-      </w:pPr>
-      <w:r>
-        <w:rPr>
-          <w:rFonts w:ascii="Times New Roman" w:hAnsi="Times New Roman"/>
-          <w:sz w:val="22"/>
-        </w:rPr>
-        <w:t>Не требовать первоначальный взнос, если его размер делает урегулирование невозможным; при необходимости согласовать минимальный посильный первоначальный платеж в размере [сумма] тенге.</w:t>
-      </w:r>
-    </w:p>
-    <w:p>
-      <w:pPr>
-        <w:pStyle w:val="ListNumber"/>
-      </w:pPr>
-      <w:r>
-        <w:rPr>
-          <w:rFonts w:ascii="Times New Roman" w:hAnsi="Times New Roman"/>
-          <w:sz w:val="22"/>
-        </w:rPr>
-        <w:t>Рассмотреть возможность отсрочки по основному долгу и/или вознаграждению на [1-3] месяца, если это необходимо для восстановления платежеспособности.</w:t>
-      </w:r>
-    </w:p>
-    <w:p>
-      <w:pPr>
-        <w:pStyle w:val="ListNumber"/>
-      </w:pPr>
-      <w:r>
-        <w:rPr>
-          <w:rFonts w:ascii="Times New Roman" w:hAnsi="Times New Roman"/>
-          <w:sz w:val="22"/>
-        </w:rPr>
-        <w:t>Рассмотреть возможность списания/уменьшения штрафов, пени и иных санкций либо их неувеличения на период рассмотрения заявления.</w:t>
-      </w:r>
-    </w:p>
-    <w:p>
-      <w:pPr>
-        <w:pStyle w:val="ListNumber"/>
-      </w:pPr>
-      <w:r>
-        <w:rPr>
-          <w:rFonts w:ascii="Times New Roman" w:hAnsi="Times New Roman"/>
-          <w:sz w:val="22"/>
-        </w:rPr>
-        <w:t>Не передавать требование на взыскание третьим лицам и не инициировать новые меры взыскания на период рассмотрения заявления, если такие действия ограничены законодательством.</w:t>
-      </w:r>
-    </w:p>
-    <w:p>
-      <w:pPr>
-        <w:pStyle w:val="ListNumber"/>
-      </w:pPr>
-      <w:r>
-        <w:rPr>
-          <w:rFonts w:ascii="Times New Roman" w:hAnsi="Times New Roman"/>
-          <w:sz w:val="22"/>
-        </w:rPr>
-        <w:t>Предоставить письменный ответ с указанием одного из решений: согласие, встречное предложение либо мотивированный отказ с конкретными причинами.</w:t>
-      </w:r>
-    </w:p>
-    <w:p>
-      <w:pPr>
-        <w:pStyle w:val="ListNumber"/>
-      </w:pPr>
-      <w:r>
-        <w:rPr>
-          <w:rFonts w:ascii="Times New Roman" w:hAnsi="Times New Roman"/>
-          <w:sz w:val="22"/>
-        </w:rPr>
-        <w:t>Если, по мнению банка, пакет документов неполный, письменно указать конкретный перечень недостающих документов и способ их предоставления.</w:t>
-      </w:r>
-    </w:p>
-    <w:p>
-      <w:r>
-        <w:rPr>
-          <w:rFonts w:ascii="Times New Roman" w:hAnsi="Times New Roman"/>
-          <w:b/>
-          <w:sz w:val="22"/>
-        </w:rPr>
-        <w:t>Предлагаемый график платежей:</w:t>
-      </w:r>
-    </w:p>
-    <w:tbl>
-      <w:tblPr>
-        <w:tblW w:type="auto" w:w="0"/>
-        <w:tblLook w:firstColumn="1" w:firstRow="1" w:lastColumn="0" w:lastRow="0" w:noHBand="0" w:noVBand="1" w:val="04A0"/>
-        <w:tblBorders>
-          <w:top w:val="single" w:sz="4" w:space="0" w:color="BFBFBF"/>
-          <w:left w:val="single" w:sz="4" w:space="0" w:color="BFBFBF"/>
-          <w:bottom w:val="single" w:sz="4" w:space="0" w:color="BFBFBF"/>
-          <w:right w:val="single" w:sz="4" w:space="0" w:color="BFBFBF"/>
-          <w:insideH w:val="single" w:sz="4" w:space="0" w:color="BFBFBF"/>
-          <w:insideV w:val="single" w:sz="4" w:space="0" w:color="BFBFBF"/>
-        </w:tblBorders>
-      </w:tblPr>
-      <w:tblGrid>
-        <w:gridCol w:w="2564"/>
-        <w:gridCol w:w="2564"/>
-        <w:gridCol w:w="2564"/>
-        <w:gridCol w:w="2564"/>
-      </w:tblGrid>
-      <w:tr>
         <w:tc>
           <w:tcPr>
-            <w:tcW w:type="dxa" w:w="2564"/>
-            <w:shd w:fill="D9EAF7"/>
+            <w:tcW w:type="dxa" w:w="4844"/>
           </w:tcPr>
           <w:p>
-            <w:r/>
             <w:r>
               <w:rPr>
                 <w:rFonts w:ascii="Times New Roman" w:hAnsi="Times New Roman"/>
                 <w:b/>
                 <w:sz w:val="22"/>
               </w:rPr>
-              <w:t>№</w:t>
-            </w:r>
-          </w:p>
-        </w:tc>
-        <w:tc>
-          <w:tcPr>
-            <w:tcW w:type="dxa" w:w="2564"/>
-            <w:shd w:fill="D9EAF7"/>
-          </w:tcPr>
-          <w:p>
-            <w:r/>
-            <w:r>
-              <w:rPr>
-                <w:rFonts w:ascii="Times New Roman" w:hAnsi="Times New Roman"/>
-                <w:b/>
-                <w:sz w:val="22"/>
-              </w:rPr>
-              <w:t>Период</w:t>
-            </w:r>
-          </w:p>
-        </w:tc>
-        <w:tc>
-          <w:tcPr>
-            <w:tcW w:type="dxa" w:w="2564"/>
-            <w:shd w:fill="D9EAF7"/>
-          </w:tcPr>
-          <w:p>
-            <w:r/>
-            <w:r>
-              <w:rPr>
-                <w:rFonts w:ascii="Times New Roman" w:hAnsi="Times New Roman"/>
-                <w:b/>
-                <w:sz w:val="22"/>
-              </w:rPr>
-              <w:t>Сумма платежа</w:t>
-            </w:r>
-          </w:p>
-        </w:tc>
-        <w:tc>
-          <w:tcPr>
-            <w:tcW w:type="dxa" w:w="2564"/>
-            <w:shd w:fill="D9EAF7"/>
-          </w:tcPr>
-          <w:p>
-            <w:r/>
-            <w:r>
-              <w:rPr>
-                <w:rFonts w:ascii="Times New Roman" w:hAnsi="Times New Roman"/>
-                <w:b/>
-                <w:sz w:val="22"/>
-              </w:rPr>
-              <w:t>Комментарий</w:t>
+              <w:t>Сведения</w:t>
             </w:r>
           </w:p>
         </w:tc>
@@ -382,65 +214,29 @@
       <w:tr>
         <w:tc>
           <w:tcPr>
-            <w:tcW w:type="dxa" w:w="2564"/>
+            <w:tcW w:type="dxa" w:w="4844"/>
           </w:tcPr>
           <w:p>
-            <w:r/>
             <w:r>
               <w:rPr>
                 <w:rFonts w:ascii="Times New Roman" w:hAnsi="Times New Roman"/>
-                <w:b w:val="0"/>
                 <w:sz w:val="22"/>
               </w:rPr>
-              <w:t>1</w:t>
+              <w:t>Банк</w:t>
             </w:r>
           </w:p>
         </w:tc>
         <w:tc>
           <w:tcPr>
-            <w:tcW w:type="dxa" w:w="2564"/>
+            <w:tcW w:type="dxa" w:w="4844"/>
           </w:tcPr>
           <w:p>
-            <w:r/>
             <w:r>
               <w:rPr>
                 <w:rFonts w:ascii="Times New Roman" w:hAnsi="Times New Roman"/>
-                <w:b w:val="0"/>
                 <w:sz w:val="22"/>
               </w:rPr>
-              <w:t>[месяц 1]</w:t>
-            </w:r>
-          </w:p>
-        </w:tc>
-        <w:tc>
-          <w:tcPr>
-            <w:tcW w:type="dxa" w:w="2564"/>
-          </w:tcPr>
-          <w:p>
-            <w:r/>
-            <w:r>
-              <w:rPr>
-                <w:rFonts w:ascii="Times New Roman" w:hAnsi="Times New Roman"/>
-                <w:b w:val="0"/>
-                <w:sz w:val="22"/>
-              </w:rPr>
-              <w:t>[сумма] тенге</w:t>
-            </w:r>
-          </w:p>
-        </w:tc>
-        <w:tc>
-          <w:tcPr>
-            <w:tcW w:type="dxa" w:w="2564"/>
-          </w:tcPr>
-          <w:p>
-            <w:r/>
-            <w:r>
-              <w:rPr>
-                <w:rFonts w:ascii="Times New Roman" w:hAnsi="Times New Roman"/>
-                <w:b w:val="0"/>
-                <w:sz w:val="22"/>
-              </w:rPr>
-              <w:t>[основной долг/вознаграждение/по согласованию]</w:t>
+              <w:t>[Наименование банка]</w:t>
             </w:r>
           </w:p>
         </w:tc>
@@ -448,65 +244,29 @@
       <w:tr>
         <w:tc>
           <w:tcPr>
-            <w:tcW w:type="dxa" w:w="2564"/>
+            <w:tcW w:type="dxa" w:w="4844"/>
           </w:tcPr>
           <w:p>
-            <w:r/>
             <w:r>
               <w:rPr>
                 <w:rFonts w:ascii="Times New Roman" w:hAnsi="Times New Roman"/>
-                <w:b w:val="0"/>
                 <w:sz w:val="22"/>
               </w:rPr>
-              <w:t>2</w:t>
+              <w:t>Вид обязательства</w:t>
             </w:r>
           </w:p>
         </w:tc>
         <w:tc>
           <w:tcPr>
-            <w:tcW w:type="dxa" w:w="2564"/>
+            <w:tcW w:type="dxa" w:w="4844"/>
           </w:tcPr>
           <w:p>
-            <w:r/>
             <w:r>
               <w:rPr>
                 <w:rFonts w:ascii="Times New Roman" w:hAnsi="Times New Roman"/>
-                <w:b w:val="0"/>
                 <w:sz w:val="22"/>
               </w:rPr>
-              <w:t>[месяц 2]</w:t>
-            </w:r>
-          </w:p>
-        </w:tc>
-        <w:tc>
-          <w:tcPr>
-            <w:tcW w:type="dxa" w:w="2564"/>
-          </w:tcPr>
-          <w:p>
-            <w:r/>
-            <w:r>
-              <w:rPr>
-                <w:rFonts w:ascii="Times New Roman" w:hAnsi="Times New Roman"/>
-                <w:b w:val="0"/>
-                <w:sz w:val="22"/>
-              </w:rPr>
-              <w:t>[сумма] тенге</w:t>
-            </w:r>
-          </w:p>
-        </w:tc>
-        <w:tc>
-          <w:tcPr>
-            <w:tcW w:type="dxa" w:w="2564"/>
-          </w:tcPr>
-          <w:p>
-            <w:r/>
-            <w:r>
-              <w:rPr>
-                <w:rFonts w:ascii="Times New Roman" w:hAnsi="Times New Roman"/>
-                <w:b w:val="0"/>
-                <w:sz w:val="22"/>
-              </w:rPr>
-              <w:t>[основной долг/вознаграждение/по согласованию]</w:t>
+              <w:t>[кредитная карта / потребительский кредит / автокредит / ипотека]</w:t>
             </w:r>
           </w:p>
         </w:tc>
@@ -514,65 +274,29 @@
       <w:tr>
         <w:tc>
           <w:tcPr>
-            <w:tcW w:type="dxa" w:w="2564"/>
+            <w:tcW w:type="dxa" w:w="4844"/>
           </w:tcPr>
           <w:p>
-            <w:r/>
             <w:r>
               <w:rPr>
                 <w:rFonts w:ascii="Times New Roman" w:hAnsi="Times New Roman"/>
-                <w:b w:val="0"/>
                 <w:sz w:val="22"/>
               </w:rPr>
-              <w:t>3</w:t>
+              <w:t>Номер договора</w:t>
             </w:r>
           </w:p>
         </w:tc>
         <w:tc>
           <w:tcPr>
-            <w:tcW w:type="dxa" w:w="2564"/>
+            <w:tcW w:type="dxa" w:w="4844"/>
           </w:tcPr>
           <w:p>
-            <w:r/>
             <w:r>
               <w:rPr>
                 <w:rFonts w:ascii="Times New Roman" w:hAnsi="Times New Roman"/>
-                <w:b w:val="0"/>
                 <w:sz w:val="22"/>
               </w:rPr>
-              <w:t>[месяц 3]</w:t>
-            </w:r>
-          </w:p>
-        </w:tc>
-        <w:tc>
-          <w:tcPr>
-            <w:tcW w:type="dxa" w:w="2564"/>
-          </w:tcPr>
-          <w:p>
-            <w:r/>
-            <w:r>
-              <w:rPr>
-                <w:rFonts w:ascii="Times New Roman" w:hAnsi="Times New Roman"/>
-                <w:b w:val="0"/>
-                <w:sz w:val="22"/>
-              </w:rPr>
-              <w:t>[сумма] тенге</w:t>
-            </w:r>
-          </w:p>
-        </w:tc>
-        <w:tc>
-          <w:tcPr>
-            <w:tcW w:type="dxa" w:w="2564"/>
-          </w:tcPr>
-          <w:p>
-            <w:r/>
-            <w:r>
-              <w:rPr>
-                <w:rFonts w:ascii="Times New Roman" w:hAnsi="Times New Roman"/>
-                <w:b w:val="0"/>
-                <w:sz w:val="22"/>
-              </w:rPr>
-              <w:t>[основной долг/вознаграждение/по согласованию]</w:t>
+              <w:t>[номер договора/займа]</w:t>
             </w:r>
           </w:p>
         </w:tc>
@@ -580,65 +304,29 @@
       <w:tr>
         <w:tc>
           <w:tcPr>
-            <w:tcW w:type="dxa" w:w="2564"/>
+            <w:tcW w:type="dxa" w:w="4844"/>
           </w:tcPr>
           <w:p>
-            <w:r/>
             <w:r>
               <w:rPr>
                 <w:rFonts w:ascii="Times New Roman" w:hAnsi="Times New Roman"/>
-                <w:b w:val="0"/>
                 <w:sz w:val="22"/>
               </w:rPr>
-              <w:t>4</w:t>
+              <w:t>Статус</w:t>
             </w:r>
           </w:p>
         </w:tc>
         <w:tc>
           <w:tcPr>
-            <w:tcW w:type="dxa" w:w="2564"/>
+            <w:tcW w:type="dxa" w:w="4844"/>
           </w:tcPr>
           <w:p>
-            <w:r/>
             <w:r>
               <w:rPr>
                 <w:rFonts w:ascii="Times New Roman" w:hAnsi="Times New Roman"/>
-                <w:b w:val="0"/>
                 <w:sz w:val="22"/>
               </w:rPr>
-              <w:t>[месяц 4]</w:t>
-            </w:r>
-          </w:p>
-        </w:tc>
-        <w:tc>
-          <w:tcPr>
-            <w:tcW w:type="dxa" w:w="2564"/>
-          </w:tcPr>
-          <w:p>
-            <w:r/>
-            <w:r>
-              <w:rPr>
-                <w:rFonts w:ascii="Times New Roman" w:hAnsi="Times New Roman"/>
-                <w:b w:val="0"/>
-                <w:sz w:val="22"/>
-              </w:rPr>
-              <w:t>[сумма] тенге</w:t>
-            </w:r>
-          </w:p>
-        </w:tc>
-        <w:tc>
-          <w:tcPr>
-            <w:tcW w:type="dxa" w:w="2564"/>
-          </w:tcPr>
-          <w:p>
-            <w:r/>
-            <w:r>
-              <w:rPr>
-                <w:rFonts w:ascii="Times New Roman" w:hAnsi="Times New Roman"/>
-                <w:b w:val="0"/>
-                <w:sz w:val="22"/>
-              </w:rPr>
-              <w:t>[основной долг/вознаграждение/по согласованию]</w:t>
+              <w:t>Заёмщик</w:t>
             </w:r>
           </w:p>
         </w:tc>
@@ -646,65 +334,29 @@
       <w:tr>
         <w:tc>
           <w:tcPr>
-            <w:tcW w:type="dxa" w:w="2564"/>
+            <w:tcW w:type="dxa" w:w="4844"/>
           </w:tcPr>
           <w:p>
-            <w:r/>
             <w:r>
               <w:rPr>
                 <w:rFonts w:ascii="Times New Roman" w:hAnsi="Times New Roman"/>
-                <w:b w:val="0"/>
                 <w:sz w:val="22"/>
               </w:rPr>
-              <w:t>5</w:t>
+              <w:t>Дата оформления</w:t>
             </w:r>
           </w:p>
         </w:tc>
         <w:tc>
           <w:tcPr>
-            <w:tcW w:type="dxa" w:w="2564"/>
+            <w:tcW w:type="dxa" w:w="4844"/>
           </w:tcPr>
           <w:p>
-            <w:r/>
             <w:r>
               <w:rPr>
                 <w:rFonts w:ascii="Times New Roman" w:hAnsi="Times New Roman"/>
-                <w:b w:val="0"/>
                 <w:sz w:val="22"/>
               </w:rPr>
-              <w:t>[месяц 5]</w:t>
-            </w:r>
-          </w:p>
-        </w:tc>
-        <w:tc>
-          <w:tcPr>
-            <w:tcW w:type="dxa" w:w="2564"/>
-          </w:tcPr>
-          <w:p>
-            <w:r/>
-            <w:r>
-              <w:rPr>
-                <w:rFonts w:ascii="Times New Roman" w:hAnsi="Times New Roman"/>
-                <w:b w:val="0"/>
-                <w:sz w:val="22"/>
-              </w:rPr>
-              <w:t>[сумма] тенге</w:t>
-            </w:r>
-          </w:p>
-        </w:tc>
-        <w:tc>
-          <w:tcPr>
-            <w:tcW w:type="dxa" w:w="2564"/>
-          </w:tcPr>
-          <w:p>
-            <w:r/>
-            <w:r>
-              <w:rPr>
-                <w:rFonts w:ascii="Times New Roman" w:hAnsi="Times New Roman"/>
-                <w:b w:val="0"/>
-                <w:sz w:val="22"/>
-              </w:rPr>
-              <w:t>[основной долг/вознаграждение/по согласованию]</w:t>
+              <w:t>[дд.мм.гггг] г.</w:t>
             </w:r>
           </w:p>
         </w:tc>
@@ -712,288 +364,29 @@
       <w:tr>
         <w:tc>
           <w:tcPr>
-            <w:tcW w:type="dxa" w:w="2564"/>
+            <w:tcW w:type="dxa" w:w="4844"/>
           </w:tcPr>
           <w:p>
-            <w:r/>
             <w:r>
               <w:rPr>
                 <w:rFonts w:ascii="Times New Roman" w:hAnsi="Times New Roman"/>
-                <w:b w:val="0"/>
                 <w:sz w:val="22"/>
               </w:rPr>
-              <w:t>6</w:t>
+              <w:t>Первоначальная сумма/лимит</w:t>
             </w:r>
           </w:p>
         </w:tc>
         <w:tc>
           <w:tcPr>
-            <w:tcW w:type="dxa" w:w="2564"/>
+            <w:tcW w:type="dxa" w:w="4844"/>
           </w:tcPr>
           <w:p>
-            <w:r/>
             <w:r>
               <w:rPr>
                 <w:rFonts w:ascii="Times New Roman" w:hAnsi="Times New Roman"/>
-                <w:b w:val="0"/>
                 <w:sz w:val="22"/>
               </w:rPr>
-              <w:t>[месяц 6]</w:t>
-            </w:r>
-          </w:p>
-        </w:tc>
-        <w:tc>
-          <w:tcPr>
-            <w:tcW w:type="dxa" w:w="2564"/>
-          </w:tcPr>
-          <w:p>
-            <w:r/>
-            <w:r>
-              <w:rPr>
-                <w:rFonts w:ascii="Times New Roman" w:hAnsi="Times New Roman"/>
-                <w:b w:val="0"/>
-                <w:sz w:val="22"/>
-              </w:rPr>
-              <w:t>[сумма] тенге</w:t>
-            </w:r>
-          </w:p>
-        </w:tc>
-        <w:tc>
-          <w:tcPr>
-            <w:tcW w:type="dxa" w:w="2564"/>
-          </w:tcPr>
-          <w:p>
-            <w:r/>
-            <w:r>
-              <w:rPr>
-                <w:rFonts w:ascii="Times New Roman" w:hAnsi="Times New Roman"/>
-                <w:b w:val="0"/>
-                <w:sz w:val="22"/>
-              </w:rPr>
-              <w:t>[основной долг/вознаграждение/по согласованию]</w:t>
-            </w:r>
-          </w:p>
-        </w:tc>
-      </w:tr>
-    </w:tbl>
-    <w:p>
-      <w:r>
-        <w:rPr>
-          <w:rFonts w:ascii="Times New Roman" w:hAnsi="Times New Roman"/>
-          <w:b/>
-          <w:sz w:val="22"/>
-        </w:rPr>
-        <w:t>Платежеспособность:</w:t>
-      </w:r>
-    </w:p>
-    <w:p>
-      <w:pPr>
-        <w:pStyle w:val="ListBullet"/>
-      </w:pPr>
-      <w:r>
-        <w:rPr>
-          <w:rFonts w:ascii="Times New Roman" w:hAnsi="Times New Roman"/>
-          <w:sz w:val="22"/>
-        </w:rPr>
-        <w:t>Средний ежемесячный доход: [сумма] тенге.</w:t>
-      </w:r>
-    </w:p>
-    <w:p>
-      <w:pPr>
-        <w:pStyle w:val="ListBullet"/>
-      </w:pPr>
-      <w:r>
-        <w:rPr>
-          <w:rFonts w:ascii="Times New Roman" w:hAnsi="Times New Roman"/>
-          <w:sz w:val="22"/>
-        </w:rPr>
-        <w:t>Обязательные семейные расходы: [аренда/коммунальные/дети/лечение/алименты/другие кредиты] - [сумма] тенге.</w:t>
-      </w:r>
-    </w:p>
-    <w:p>
-      <w:pPr>
-        <w:pStyle w:val="ListBullet"/>
-      </w:pPr>
-      <w:r>
-        <w:rPr>
-          <w:rFonts w:ascii="Times New Roman" w:hAnsi="Times New Roman"/>
-          <w:sz w:val="22"/>
-        </w:rPr>
-        <w:t>Реально возможный ежемесячный платеж без повторной просрочки: [сумма] тенге.</w:t>
-      </w:r>
-    </w:p>
-    <w:p>
-      <w:r>
-        <w:rPr>
-          <w:rFonts w:ascii="Times New Roman" w:hAnsi="Times New Roman"/>
-          <w:b/>
-          <w:sz w:val="22"/>
-        </w:rPr>
-        <w:t>Приложения:</w:t>
-      </w:r>
-    </w:p>
-    <w:p>
-      <w:pPr>
-        <w:pStyle w:val="ListBullet"/>
-      </w:pPr>
-      <w:r>
-        <w:rPr>
-          <w:rFonts w:ascii="Times New Roman" w:hAnsi="Times New Roman"/>
-          <w:sz w:val="22"/>
-        </w:rPr>
-        <w:t>Копия удостоверения личности.</w:t>
-      </w:r>
-    </w:p>
-    <w:p>
-      <w:pPr>
-        <w:pStyle w:val="ListBullet"/>
-      </w:pPr>
-      <w:r>
-        <w:rPr>
-          <w:rFonts w:ascii="Times New Roman" w:hAnsi="Times New Roman"/>
-          <w:sz w:val="22"/>
-        </w:rPr>
-        <w:t>Копия договора/выписка по займу либо номер договора/счета.</w:t>
-      </w:r>
-    </w:p>
-    <w:p>
-      <w:pPr>
-        <w:pStyle w:val="ListBullet"/>
-      </w:pPr>
-      <w:r>
-        <w:rPr>
-          <w:rFonts w:ascii="Times New Roman" w:hAnsi="Times New Roman"/>
-          <w:sz w:val="22"/>
-        </w:rPr>
-        <w:t>Документы о доходах: справка с места работы, выписка пенсионных отчислений, справка о пособии, декларация/договоры/иное.</w:t>
-      </w:r>
-    </w:p>
-    <w:p>
-      <w:pPr>
-        <w:pStyle w:val="ListBullet"/>
-      </w:pPr>
-      <w:r>
-        <w:rPr>
-          <w:rFonts w:ascii="Times New Roman" w:hAnsi="Times New Roman"/>
-          <w:sz w:val="22"/>
-        </w:rPr>
-        <w:t>Банковские выписки за последние 3-6 месяцев.</w:t>
-      </w:r>
-    </w:p>
-    <w:p>
-      <w:pPr>
-        <w:pStyle w:val="ListBullet"/>
-      </w:pPr>
-      <w:r>
-        <w:rPr>
-          <w:rFonts w:ascii="Times New Roman" w:hAnsi="Times New Roman"/>
-          <w:sz w:val="22"/>
-        </w:rPr>
-        <w:t>Документы, подтверждающие ухудшение положения: приказ об увольнении, справка о снижении дохода, медицинские документы, свидетельства о рождении детей, справка о декрете, постановления ЧСИ, иное.</w:t>
-      </w:r>
-    </w:p>
-    <w:p>
-      <w:pPr>
-        <w:pStyle w:val="ListBullet"/>
-      </w:pPr>
-      <w:r>
-        <w:rPr>
-          <w:rFonts w:ascii="Times New Roman" w:hAnsi="Times New Roman"/>
-          <w:sz w:val="22"/>
-        </w:rPr>
-        <w:t>Кредитный отчет/справка о задолженности - при наличии.</w:t>
-      </w:r>
-    </w:p>
-    <w:p>
-      <w:pPr>
-        <w:pStyle w:val="ListBullet"/>
-      </w:pPr>
-      <w:r>
-        <w:rPr>
-          <w:rFonts w:ascii="Times New Roman" w:hAnsi="Times New Roman"/>
-          <w:sz w:val="22"/>
-        </w:rPr>
-        <w:t>Доверенность представителя - если заявление подает представитель.</w:t>
-      </w:r>
-    </w:p>
-    <w:p>
-      <w:r>
-        <w:rPr>
-          <w:rFonts w:ascii="Times New Roman" w:hAnsi="Times New Roman"/>
-          <w:b w:val="0"/>
-          <w:sz w:val="22"/>
-        </w:rPr>
-        <w:t>Согласие: даю согласие на обработку персональных данных исключительно для рассмотрения настоящего заявления и урегулирования задолженности.</w:t>
-      </w:r>
-    </w:p>
-    <w:p/>
-    <w:tbl>
-      <w:tblPr>
-        <w:tblW w:type="auto" w:w="0"/>
-        <w:tblLook w:firstColumn="1" w:firstRow="1" w:lastColumn="0" w:lastRow="0" w:noHBand="0" w:noVBand="1" w:val="04A0"/>
-        <w:tblBorders>
-          <w:top w:val="single" w:sz="4" w:space="0" w:color="BFBFBF"/>
-          <w:left w:val="single" w:sz="4" w:space="0" w:color="BFBFBF"/>
-          <w:bottom w:val="single" w:sz="4" w:space="0" w:color="BFBFBF"/>
-          <w:right w:val="single" w:sz="4" w:space="0" w:color="BFBFBF"/>
-          <w:insideH w:val="single" w:sz="4" w:space="0" w:color="BFBFBF"/>
-          <w:insideV w:val="single" w:sz="4" w:space="0" w:color="BFBFBF"/>
-        </w:tblBorders>
-      </w:tblPr>
-      <w:tblGrid>
-        <w:gridCol w:w="3419"/>
-        <w:gridCol w:w="3419"/>
-        <w:gridCol w:w="3419"/>
-      </w:tblGrid>
-      <w:tr>
-        <w:tc>
-          <w:tcPr>
-            <w:tcW w:type="dxa" w:w="2835"/>
-            <w:shd w:fill="F2F2F2"/>
-          </w:tcPr>
-          <w:p>
-            <w:r/>
-            <w:r>
-              <w:rPr>
-                <w:rFonts w:ascii="Times New Roman" w:hAnsi="Times New Roman"/>
-                <w:b/>
-                <w:sz w:val="22"/>
-              </w:rPr>
-              <w:t>Дата</w:t>
-            </w:r>
-          </w:p>
-        </w:tc>
-        <w:tc>
-          <w:tcPr>
-            <w:tcW w:type="dxa" w:w="2835"/>
-            <w:shd w:fill="F2F2F2"/>
-          </w:tcPr>
-          <w:p>
-            <w:r/>
-            <w:r>
-              <w:rPr>
-                <w:rFonts w:ascii="Times New Roman" w:hAnsi="Times New Roman"/>
-                <w:b/>
-                <w:sz w:val="22"/>
-              </w:rPr>
-              <w:t>Подпись</w:t>
-            </w:r>
-          </w:p>
-        </w:tc>
-        <w:tc>
-          <w:tcPr>
-            <w:tcW w:type="dxa" w:w="2835"/>
-            <w:shd w:fill="F2F2F2"/>
-          </w:tcPr>
-          <w:p>
-            <w:r/>
-            <w:r>
-              <w:rPr>
-                <w:rFonts w:ascii="Times New Roman" w:hAnsi="Times New Roman"/>
-                <w:b/>
-                <w:sz w:val="22"/>
-              </w:rPr>
-              <w:t>ФИО</w:t>
+              <w:t>[СУММА] тенге</w:t>
             </w:r>
           </w:p>
         </w:tc>
@@ -1001,102 +394,407 @@
       <w:tr>
         <w:tc>
           <w:tcPr>
-            <w:tcW w:type="dxa" w:w="2835"/>
+            <w:tcW w:type="dxa" w:w="4844"/>
           </w:tcPr>
           <w:p>
-            <w:r/>
             <w:r>
               <w:rPr>
                 <w:rFonts w:ascii="Times New Roman" w:hAnsi="Times New Roman"/>
-                <w:b w:val="0"/>
                 <w:sz w:val="22"/>
               </w:rPr>
-              <w:t>«___» __________ 20___ г.</w:t>
+              <w:t>Текущая задолженность</w:t>
             </w:r>
           </w:p>
         </w:tc>
         <w:tc>
           <w:tcPr>
-            <w:tcW w:type="dxa" w:w="2835"/>
+            <w:tcW w:type="dxa" w:w="4844"/>
           </w:tcPr>
           <w:p>
-            <w:r/>
             <w:r>
               <w:rPr>
                 <w:rFonts w:ascii="Times New Roman" w:hAnsi="Times New Roman"/>
-                <w:b w:val="0"/>
                 <w:sz w:val="22"/>
               </w:rPr>
-              <w:t>__________________</w:t>
+              <w:t>[СУММА] тенге</w:t>
+            </w:r>
+          </w:p>
+        </w:tc>
+      </w:tr>
+      <w:tr>
+        <w:tc>
+          <w:tcPr>
+            <w:tcW w:type="dxa" w:w="4844"/>
+          </w:tcPr>
+          <w:p>
+            <w:r>
+              <w:rPr>
+                <w:rFonts w:ascii="Times New Roman" w:hAnsi="Times New Roman"/>
+                <w:sz w:val="22"/>
+              </w:rPr>
+              <w:t>Срок просрочки</w:t>
             </w:r>
           </w:p>
         </w:tc>
         <w:tc>
           <w:tcPr>
-            <w:tcW w:type="dxa" w:w="2835"/>
+            <w:tcW w:type="dxa" w:w="4844"/>
           </w:tcPr>
           <w:p>
-            <w:r/>
             <w:r>
               <w:rPr>
                 <w:rFonts w:ascii="Times New Roman" w:hAnsi="Times New Roman"/>
-                <w:b w:val="0"/>
                 <w:sz w:val="22"/>
               </w:rPr>
-              <w:t>[ФИО заявителя]</w:t>
+              <w:t>[N] дней</w:t>
+            </w:r>
+          </w:p>
+        </w:tc>
+      </w:tr>
+      <w:tr>
+        <w:tc>
+          <w:tcPr>
+            <w:tcW w:type="dxa" w:w="4844"/>
+          </w:tcPr>
+          <w:p>
+            <w:r>
+              <w:rPr>
+                <w:rFonts w:ascii="Times New Roman" w:hAnsi="Times New Roman"/>
+                <w:sz w:val="22"/>
+              </w:rPr>
+              <w:t>Дата сведений</w:t>
+            </w:r>
+          </w:p>
+        </w:tc>
+        <w:tc>
+          <w:tcPr>
+            <w:tcW w:type="dxa" w:w="4844"/>
+          </w:tcPr>
+          <w:p>
+            <w:r>
+              <w:rPr>
+                <w:rFonts w:ascii="Times New Roman" w:hAnsi="Times New Roman"/>
+                <w:sz w:val="22"/>
+              </w:rPr>
+              <w:t>[дд.мм.гггг] г.</w:t>
             </w:r>
           </w:p>
         </w:tc>
       </w:tr>
     </w:tbl>
+    <w:p>
+      <w:pPr>
+        <w:spacing w:before="0" w:after="80"/>
+        <w:ind w:firstLine="0"/>
+        <w:jc w:val="both"/>
+      </w:pPr>
+      <w:r>
+        <w:rPr>
+          <w:rFonts w:ascii="Times New Roman" w:hAnsi="Times New Roman"/>
+          <w:b w:val="0"/>
+          <w:sz w:val="24"/>
+        </w:rPr>
+      </w:r>
+    </w:p>
+    <w:p>
+      <w:pPr>
+        <w:spacing w:before="0" w:after="120"/>
+        <w:ind w:firstLine="709"/>
+        <w:jc w:val="both"/>
+      </w:pPr>
+      <w:r>
+        <w:rPr>
+          <w:rFonts w:ascii="Times New Roman" w:hAnsi="Times New Roman"/>
+          <w:b w:val="0"/>
+          <w:sz w:val="24"/>
+        </w:rPr>
+        <w:t>Я, [ФИО заёмщика], являюсь заёмщиком по обязательству перед [наименование банка] по [вид обязательства], оформленному [дата оформления] года.</w:t>
+      </w:r>
+    </w:p>
+    <w:p>
+      <w:pPr>
+        <w:spacing w:before="0" w:after="120"/>
+        <w:ind w:firstLine="709"/>
+        <w:jc w:val="both"/>
+      </w:pPr>
+      <w:r>
+        <w:rPr>
+          <w:rFonts w:ascii="Times New Roman" w:hAnsi="Times New Roman"/>
+          <w:b w:val="0"/>
+          <w:sz w:val="24"/>
+        </w:rPr>
+        <w:t>В настоящее время у меня возникли финансовые затруднения, вследствие чего я не имею возможности единовременно оплатить задолженность в полном объёме. При этом от исполнения обязательств я не отказываюсь и намерен(а) урегулировать задолженность мирным путём путём утверждения посильного графика погашения.</w:t>
+      </w:r>
+    </w:p>
+    <w:p>
+      <w:pPr>
+        <w:spacing w:before="0" w:after="80"/>
+        <w:ind w:firstLine="709"/>
+        <w:jc w:val="both"/>
+      </w:pPr>
+      <w:r>
+        <w:rPr>
+          <w:rFonts w:ascii="Times New Roman" w:hAnsi="Times New Roman"/>
+          <w:b/>
+          <w:sz w:val="24"/>
+        </w:rPr>
+        <w:t>На основании изложенного ПРОШУ:</w:t>
+      </w:r>
+    </w:p>
+    <w:p>
+      <w:pPr>
+        <w:spacing w:before="0" w:after="80"/>
+        <w:ind w:firstLine="0" w:left="0"/>
+        <w:jc w:val="both"/>
+      </w:pPr>
+      <w:r>
+        <w:rPr>
+          <w:rFonts w:ascii="Times New Roman" w:hAnsi="Times New Roman"/>
+          <w:sz w:val="24"/>
+        </w:rPr>
+        <w:t>1. Рассмотреть настоящее заявление в порядке урегулирования просроченной задолженности.</w:t>
+      </w:r>
+    </w:p>
+    <w:p>
+      <w:pPr>
+        <w:spacing w:before="0" w:after="80"/>
+        <w:ind w:firstLine="0" w:left="0"/>
+        <w:jc w:val="both"/>
+      </w:pPr>
+      <w:r>
+        <w:rPr>
+          <w:rFonts w:ascii="Times New Roman" w:hAnsi="Times New Roman"/>
+          <w:sz w:val="24"/>
+        </w:rPr>
+        <w:t>2. Предоставить реструктуризацию задолженности без первоначального взноса.</w:t>
+      </w:r>
+    </w:p>
+    <w:p>
+      <w:pPr>
+        <w:spacing w:before="0" w:after="80"/>
+        <w:ind w:firstLine="0" w:left="0"/>
+        <w:jc w:val="both"/>
+      </w:pPr>
+      <w:r>
+        <w:rPr>
+          <w:rFonts w:ascii="Times New Roman" w:hAnsi="Times New Roman"/>
+          <w:sz w:val="24"/>
+        </w:rPr>
+        <w:t>3. Утвердить новый график погашения на максимально возможный срок с посильным ежемесячным платежом.</w:t>
+      </w:r>
+    </w:p>
+    <w:p>
+      <w:pPr>
+        <w:spacing w:before="0" w:after="80"/>
+        <w:ind w:firstLine="0" w:left="0"/>
+        <w:jc w:val="both"/>
+      </w:pPr>
+      <w:r>
+        <w:rPr>
+          <w:rFonts w:ascii="Times New Roman" w:hAnsi="Times New Roman"/>
+          <w:sz w:val="24"/>
+        </w:rPr>
+        <w:t>4. Рассмотреть возможность уменьшения долговой нагрузки, в том числе отмены либо снижения штрафов, пени, неустойки и иных дополнительных начислений.</w:t>
+      </w:r>
+    </w:p>
+    <w:p>
+      <w:pPr>
+        <w:spacing w:before="0" w:after="80"/>
+        <w:ind w:firstLine="0" w:left="0"/>
+        <w:jc w:val="both"/>
+      </w:pPr>
+      <w:r>
+        <w:rPr>
+          <w:rFonts w:ascii="Times New Roman" w:hAnsi="Times New Roman"/>
+          <w:sz w:val="24"/>
+        </w:rPr>
+        <w:t>5. Предоставить полный письменный расчёт задолженности с разбивкой на основной долг, вознаграждение, просрочку, пеню, штрафы и иные начисления.</w:t>
+      </w:r>
+    </w:p>
+    <w:p>
+      <w:pPr>
+        <w:spacing w:before="0" w:after="80"/>
+        <w:ind w:firstLine="0" w:left="0"/>
+        <w:jc w:val="both"/>
+      </w:pPr>
+      <w:r>
+        <w:rPr>
+          <w:rFonts w:ascii="Times New Roman" w:hAnsi="Times New Roman"/>
+          <w:sz w:val="24"/>
+        </w:rPr>
+        <w:t>6. До рассмотрения настоящего заявления и предоставления письменного ответа воздержаться от передачи дела на принудительное взыскание, обращения взыскания на имущество, транспортные средства, а также от иных действий, ухудшающих моё положение.</w:t>
+      </w:r>
+    </w:p>
+    <w:p>
+      <w:pPr>
+        <w:spacing w:before="0" w:after="80"/>
+        <w:ind w:firstLine="0" w:left="0"/>
+        <w:jc w:val="both"/>
+      </w:pPr>
+      <w:r>
+        <w:rPr>
+          <w:rFonts w:ascii="Times New Roman" w:hAnsi="Times New Roman"/>
+          <w:sz w:val="24"/>
+        </w:rPr>
+        <w:t>7. По результатам рассмотрения заявления предоставить письменный мотивированный ответ.</w:t>
+      </w:r>
+    </w:p>
+    <w:p>
+      <w:pPr>
+        <w:spacing w:before="120" w:after="160"/>
+        <w:ind w:firstLine="709"/>
+        <w:jc w:val="both"/>
+      </w:pPr>
+      <w:r>
+        <w:rPr>
+          <w:rFonts w:ascii="Times New Roman" w:hAnsi="Times New Roman"/>
+          <w:b w:val="0"/>
+          <w:sz w:val="24"/>
+        </w:rPr>
+        <w:t>Дополнительно сообщаю, что готов(а) предоставить документы, подтверждающие моё финансовое положение, доходы, расходы и невозможность внесения крупного первоначального взноса.</w:t>
+      </w:r>
+    </w:p>
+    <w:p>
+      <w:pPr>
+        <w:spacing w:before="0" w:after="40"/>
+        <w:ind w:firstLine="0"/>
+        <w:jc w:val="both"/>
+      </w:pPr>
+      <w:r>
+        <w:rPr>
+          <w:rFonts w:ascii="Times New Roman" w:hAnsi="Times New Roman"/>
+          <w:b/>
+          <w:sz w:val="24"/>
+        </w:rPr>
+        <w:t>Приложения:</w:t>
+      </w:r>
+    </w:p>
+    <w:p>
+      <w:pPr>
+        <w:spacing w:before="0" w:after="40"/>
+        <w:ind w:firstLine="0"/>
+        <w:jc w:val="both"/>
+      </w:pPr>
+      <w:r>
+        <w:rPr>
+          <w:rFonts w:ascii="Times New Roman" w:hAnsi="Times New Roman"/>
+          <w:b w:val="0"/>
+          <w:sz w:val="24"/>
+        </w:rPr>
+        <w:t>• копия удостоверения личности;</w:t>
+      </w:r>
+    </w:p>
+    <w:p>
+      <w:pPr>
+        <w:spacing w:before="0" w:after="40"/>
+        <w:ind w:firstLine="0"/>
+        <w:jc w:val="both"/>
+      </w:pPr>
+      <w:r>
+        <w:rPr>
+          <w:rFonts w:ascii="Times New Roman" w:hAnsi="Times New Roman"/>
+          <w:b w:val="0"/>
+          <w:sz w:val="24"/>
+        </w:rPr>
+        <w:t>• копия кредитного отчёта / сведения по действующему займу;</w:t>
+      </w:r>
+    </w:p>
+    <w:p>
+      <w:pPr>
+        <w:spacing w:before="0" w:after="40"/>
+        <w:ind w:firstLine="0"/>
+        <w:jc w:val="both"/>
+      </w:pPr>
+      <w:r>
+        <w:rPr>
+          <w:rFonts w:ascii="Times New Roman" w:hAnsi="Times New Roman"/>
+          <w:b w:val="0"/>
+          <w:sz w:val="24"/>
+        </w:rPr>
+        <w:t>• справка/выписка о доходах либо пенсионных/социальных поступлениях, при наличии;</w:t>
+      </w:r>
+    </w:p>
+    <w:p>
+      <w:pPr>
+        <w:spacing w:before="0" w:after="40"/>
+        <w:ind w:firstLine="0"/>
+        <w:jc w:val="both"/>
+      </w:pPr>
+      <w:r>
+        <w:rPr>
+          <w:rFonts w:ascii="Times New Roman" w:hAnsi="Times New Roman"/>
+          <w:b w:val="0"/>
+          <w:sz w:val="24"/>
+        </w:rPr>
+        <w:t>• выписка по банковским счетам, при наличии;</w:t>
+      </w:r>
+    </w:p>
+    <w:p>
+      <w:pPr>
+        <w:spacing w:before="0" w:after="240"/>
+        <w:ind w:firstLine="0"/>
+        <w:jc w:val="both"/>
+      </w:pPr>
+      <w:r>
+        <w:rPr>
+          <w:rFonts w:ascii="Times New Roman" w:hAnsi="Times New Roman"/>
+          <w:b w:val="0"/>
+          <w:sz w:val="24"/>
+        </w:rPr>
+        <w:t>• иные документы, подтверждающие финансовое положение, при наличии.</w:t>
+      </w:r>
+    </w:p>
+    <w:p>
+      <w:pPr>
+        <w:spacing w:before="240" w:after="80"/>
+        <w:ind w:firstLine="0"/>
+        <w:jc w:val="both"/>
+      </w:pPr>
+      <w:r>
+        <w:rPr>
+          <w:rFonts w:ascii="Times New Roman" w:hAnsi="Times New Roman"/>
+          <w:b w:val="0"/>
+          <w:sz w:val="24"/>
+        </w:rPr>
+      </w:r>
+    </w:p>
+    <w:p>
+      <w:pPr>
+        <w:spacing w:before="0" w:after="0"/>
+        <w:ind w:firstLine="0"/>
+        <w:jc w:val="left"/>
+      </w:pPr>
+      <w:r>
+        <w:rPr>
+          <w:rFonts w:ascii="Times New Roman" w:hAnsi="Times New Roman"/>
+          <w:sz w:val="24"/>
+        </w:rPr>
+        <w:t>Дата: «___» ____________ 20___ г.          Подпись: _________________________ /</w:t>
+      </w:r>
+      <w:r>
+        <w:rPr>
+          <w:rFonts w:ascii="Times New Roman" w:hAnsi="Times New Roman"/>
+          <w:b/>
+          <w:sz w:val="24"/>
+        </w:rPr>
+        <w:t>[ФИО должника]</w:t>
+      </w:r>
+      <w:r>
+        <w:rPr>
+          <w:rFonts w:ascii="Times New Roman" w:hAnsi="Times New Roman"/>
+          <w:sz w:val="24"/>
+        </w:rPr>
+        <w:t>/</w:t>
+      </w:r>
+    </w:p>
     <w:sectPr>
-      <w:headerReference w:type="default" r:id="rId9"/>
-      <w:footerReference w:type="default" r:id="rId10"/>
       <w:pgSz w:w="12240" w:h="15840"/>
-      <w:pgMar w:top="964" w:right="850" w:bottom="907" w:left="1134" w:header="720" w:footer="720" w:gutter="0"/>
+      <w:pgMar w:top="1134" w:right="850" w:bottom="1134" w:left="1701" w:header="720" w:footer="720" w:gutter="0"/>
       <w:cols w:space="720"/>
       <w:docGrid w:linePitch="360"/>
     </w:sectPr>
   </w:body>
 </w:document>
-</file>
-
-<file path=word/footer1.xml><?xml version="1.0" encoding="utf-8"?>
-<w:ftr xmlns:m="http://schemas.openxmlformats.org/officeDocument/2006/math" xmlns:mc="http://schemas.openxmlformats.org/markup-compatibility/2006" xmlns:mo="http://schemas.microsoft.com/office/mac/office/2008/main" xmlns:mv="urn:schemas-microsoft-com:mac:vml" xmlns:o="urn:schemas-microsoft-com:office:office" xmlns:r="http://schemas.openxmlformats.org/officeDocument/2006/relationships" xmlns:v="urn:schemas-microsoft-com:vml" xmlns:w10="urn:schemas-microsoft-com:office:word" xmlns:w14="http://schemas.microsoft.com/office/word/2010/wordml" xmlns:w="http://schemas.openxmlformats.org/wordprocessingml/2006/main" xmlns:wne="http://schemas.microsoft.com/office/word/2006/wordml" xmlns:wp14="http://schemas.microsoft.com/office/word/2010/wordprocessingDrawing" xmlns:wp="http://schemas.openxmlformats.org/drawingml/2006/wordprocessingDrawing" xmlns:wpc="http://schemas.microsoft.com/office/word/2010/wordprocessingCanvas" xmlns:wpg="http://schemas.microsoft.com/office/word/2010/wordprocessingGroup" xmlns:wpi="http://schemas.microsoft.com/office/word/2010/wordprocessingInk" xmlns:wps="http://schemas.microsoft.com/office/word/2010/wordprocessingShape" mc:Ignorable="w14 wp14">
-  <w:p>
-    <w:pPr>
-      <w:pStyle w:val="Footer"/>
-      <w:jc w:val="center"/>
-    </w:pPr>
-    <w:r>
-      <w:rPr>
-        <w:rFonts w:ascii="Times New Roman" w:hAnsi="Times New Roman"/>
-        <w:color w:val="646464"/>
-        <w:sz w:val="16"/>
-      </w:rPr>
-      <w:t>Шаблон для самостоятельного заполнения. Сложные случаи лучше проверить с юристом до подачи.</w:t>
-    </w:r>
-  </w:p>
-</w:ftr>
-</file>
-
-<file path=word/header1.xml><?xml version="1.0" encoding="utf-8"?>
-<w:hdr xmlns:m="http://schemas.openxmlformats.org/officeDocument/2006/math" xmlns:mc="http://schemas.openxmlformats.org/markup-compatibility/2006" xmlns:mo="http://schemas.microsoft.com/office/mac/office/2008/main" xmlns:mv="urn:schemas-microsoft-com:mac:vml" xmlns:o="urn:schemas-microsoft-com:office:office" xmlns:r="http://schemas.openxmlformats.org/officeDocument/2006/relationships" xmlns:v="urn:schemas-microsoft-com:vml" xmlns:w10="urn:schemas-microsoft-com:office:word" xmlns:w14="http://schemas.microsoft.com/office/word/2010/wordml" xmlns:w="http://schemas.openxmlformats.org/wordprocessingml/2006/main" xmlns:wne="http://schemas.microsoft.com/office/word/2006/wordml" xmlns:wp14="http://schemas.microsoft.com/office/word/2010/wordprocessingDrawing" xmlns:wp="http://schemas.openxmlformats.org/drawingml/2006/wordprocessingDrawing" xmlns:wpc="http://schemas.microsoft.com/office/word/2010/wordprocessingCanvas" xmlns:wpg="http://schemas.microsoft.com/office/word/2010/wordprocessingGroup" xmlns:wpi="http://schemas.microsoft.com/office/word/2010/wordprocessingInk" xmlns:wps="http://schemas.microsoft.com/office/word/2010/wordprocessingShape" mc:Ignorable="w14 wp14">
-  <w:p>
-    <w:pPr>
-      <w:pStyle w:val="Header"/>
-      <w:jc w:val="right"/>
-    </w:pPr>
-    <w:r>
-      <w:rPr>
-        <w:rFonts w:ascii="Times New Roman" w:hAnsi="Times New Roman"/>
-        <w:color w:val="646464"/>
-        <w:sz w:val="16"/>
-      </w:rPr>
-      <w:t>ZakonExpert.kz | Версия шаблонов: 19.06.2026</w:t>
-    </w:r>
-  </w:p>
-</w:hdr>
 </file>
 
 <file path=word/numbering.xml><?xml version="1.0" encoding="utf-8"?>
@@ -1462,10 +1160,6 @@
     <w:name w:val="Normal"/>
     <w:qFormat/>
     <w:rsid w:val="00FC693F"/>
-    <w:rPr>
-      <w:rFonts w:ascii="Times New Roman" w:hAnsi="Times New Roman" w:eastAsia="Times New Roman"/>
-      <w:sz w:val="22"/>
-    </w:rPr>
   </w:style>
   <w:style w:type="paragraph" w:styleId="Header">
     <w:name w:val="header"/>
@@ -1526,7 +1220,7 @@
       <w:outlineLvl w:val="0"/>
     </w:pPr>
     <w:rPr>
-      <w:rFonts w:asciiTheme="majorHAnsi" w:eastAsiaTheme="majorEastAsia" w:hAnsiTheme="majorHAnsi" w:cstheme="majorBidi" w:ascii="Times New Roman" w:hAnsi="Times New Roman" w:eastAsia="Times New Roman"/>
+      <w:rFonts w:asciiTheme="majorHAnsi" w:eastAsiaTheme="majorEastAsia" w:hAnsiTheme="majorHAnsi" w:cstheme="majorBidi"/>
       <w:b/>
       <w:bCs/>
       <w:color w:val="365F91" w:themeColor="accent1" w:themeShade="BF"/>
@@ -1550,11 +1244,11 @@
       <w:outlineLvl w:val="1"/>
     </w:pPr>
     <w:rPr>
-      <w:rFonts w:asciiTheme="majorHAnsi" w:eastAsiaTheme="majorEastAsia" w:hAnsiTheme="majorHAnsi" w:cstheme="majorBidi" w:ascii="Times New Roman" w:hAnsi="Times New Roman" w:eastAsia="Times New Roman"/>
+      <w:rFonts w:asciiTheme="majorHAnsi" w:eastAsiaTheme="majorEastAsia" w:hAnsiTheme="majorHAnsi" w:cstheme="majorBidi"/>
       <w:b/>
       <w:bCs/>
       <w:color w:val="4F81BD" w:themeColor="accent1"/>
-      <w:sz w:val="24"/>
+      <w:sz w:val="26"/>
       <w:szCs w:val="26"/>
     </w:rPr>
   </w:style>
@@ -1574,11 +1268,10 @@
       <w:outlineLvl w:val="2"/>
     </w:pPr>
     <w:rPr>
-      <w:rFonts w:asciiTheme="majorHAnsi" w:eastAsiaTheme="majorEastAsia" w:hAnsiTheme="majorHAnsi" w:cstheme="majorBidi" w:ascii="Times New Roman" w:hAnsi="Times New Roman" w:eastAsia="Times New Roman"/>
+      <w:rFonts w:asciiTheme="majorHAnsi" w:eastAsiaTheme="majorEastAsia" w:hAnsiTheme="majorHAnsi" w:cstheme="majorBidi"/>
       <w:b/>
       <w:bCs/>
       <w:color w:val="4F81BD" w:themeColor="accent1"/>
-      <w:sz w:val="22"/>
     </w:rPr>
   </w:style>
   <w:style w:type="paragraph" w:styleId="Heading4">
@@ -1816,12 +1509,11 @@
       <w:contextualSpacing/>
     </w:pPr>
     <w:rPr>
-      <w:rFonts w:asciiTheme="majorHAnsi" w:eastAsiaTheme="majorEastAsia" w:hAnsiTheme="majorHAnsi" w:cstheme="majorBidi" w:ascii="Times New Roman" w:hAnsi="Times New Roman" w:eastAsia="Times New Roman"/>
-      <w:b/>
+      <w:rFonts w:asciiTheme="majorHAnsi" w:eastAsiaTheme="majorEastAsia" w:hAnsiTheme="majorHAnsi" w:cstheme="majorBidi"/>
       <w:color w:val="17365D" w:themeColor="text2" w:themeShade="BF"/>
       <w:spacing w:val="5"/>
       <w:kern w:val="28"/>
-      <w:sz w:val="30"/>
+      <w:sz w:val="52"/>
       <w:szCs w:val="52"/>
     </w:rPr>
   </w:style>
